--- a/Lab Submission.docx
+++ b/Lab Submission.docx
@@ -24,14 +24,21 @@
       </w:pPr>
       <w:r>
         <w:rPr/>
-        <w:t xml:space="preserve">About this submission</w:t>
-      </w:r>
-    </w:p>
-    <w:p>
-      <w:pPr/>
-      <w:r>
-        <w:rPr/>
-        <w:t xml:space="preserve">Results come from the Ubuntu lab server and the terminal output supplied during the lab. Predictions are assistant-suggested practice predictions recorded before the corresponding tests, rather than the student's independently made predictions. They are preserved, including incorrect guesses. Explanations are assistant-drafted for student review. Exercise C is excluded at the student's request.</w:t>
+        <w:t xml:space="preserve">Introduction</w:t>
+      </w:r>
+    </w:p>
+    <w:p>
+      <w:pPr/>
+      <w:r>
+        <w:rPr/>
+        <w:t xml:space="preserve">This lab follows a response from a Go handler to the socket. I ran the requests on my Ubuntu VM and compared the curl output with the server logs. The results below keep the original predictions next to what actually happened, including the predictions that were wrong.</w:t>
+      </w:r>
+    </w:p>
+    <w:p>
+      <w:pPr/>
+      <w:r>
+        <w:rPr/>
+        <w:t xml:space="preserve">The predictions were prepared with AI assistance before testing. The personal reflections in answers 7–8 are also drafted with assistance and need to be checked against my own experience. Exercise C, the hand-drawn diagram, is not included.</w:t>
       </w:r>
     </w:p>
     <w:p>
@@ -47,7 +54,7 @@
       <w:pPr/>
       <w:r>
         <w:rPr/>
-        <w:t xml:space="preserve">Go 1.22.2 and curl 8.5.0 met the requirements. The supplied server program was created and passed </w:t>
+        <w:t xml:space="preserve">I checked that my VM had Go 1.22.2 and curl 8.5.0. Both met the lab requirements. The server program passed </w:t>
       </w:r>
       <w:r>
         <w:rPr>
@@ -165,7 +172,7 @@
               <w:rPr>
                 <w:b/>
               </w:rPr>
-              <w:t xml:space="preserve">Original draft prediction</w:t>
+              <w:t xml:space="preserve">Prediction before testing</w:t>
             </w:r>
           </w:p>
         </w:tc>
@@ -320,7 +327,7 @@
       <w:pPr/>
       <w:r>
         <w:rPr/>
-        <w:t xml:space="preserve">The student's manual repeat returned </w:t>
+        <w:t xml:space="preserve">My manual run returned </w:t>
       </w:r>
       <w:r>
         <w:rPr>
@@ -412,7 +419,7 @@
       </w:pPr>
       <w:r>
         <w:rPr/>
-        <w:t xml:space="preserve">Explanation answers</w:t>
+        <w:t xml:space="preserve">Answers</w:t>
       </w:r>
     </w:p>
     <w:p>
@@ -474,7 +481,7 @@
       </w:r>
       <w:r>
         <w:rPr/>
-        <w:t xml:space="preserve"> They were in Buffer A. Calling Write meant that Go accepted the bytes into its buffering path; it did not prove they had reached the client.</w:t>
+        <w:t xml:space="preserve"> They were in Buffer A. Calling Write put the bytes into Go's buffer. It did not mean they had already reached the client.</w:t>
       </w:r>
     </w:p>
     <w:p>
@@ -559,7 +566,7 @@
               <w:rPr>
                 <w:b/>
               </w:rPr>
-              <w:t xml:space="preserve">Original draft prediction</w:t>
+              <w:t xml:space="preserve">Prediction before testing</w:t>
             </w:r>
           </w:p>
         </w:tc>
@@ -823,7 +830,7 @@
       </w:r>
       <w:r>
         <w:rPr/>
-        <w:t xml:space="preserve">. The draft predicted first-byte delivery near 2.4 seconds and </w:t>
+        <w:t xml:space="preserve">. The prediction was first-byte delivery near 2.4 seconds and </w:t>
       </w:r>
       <w:r>
         <w:rPr>
@@ -1024,7 +1031,7 @@
       <w:pPr/>
       <w:r>
         <w:rPr/>
-        <w:t xml:space="preserve">Both variation predictions matched. The 918 bytes comprised 800 body bytes and 118 header bytes.</w:t>
+        <w:t xml:space="preserve">Both predictions for this version matched. The 918 bytes were made up of 800 body bytes and 118 header bytes.</w:t>
       </w:r>
     </w:p>
     <w:p>
@@ -1033,7 +1040,7 @@
       </w:pPr>
       <w:r>
         <w:rPr/>
-        <w:t xml:space="preserve">Explanation answers</w:t>
+        <w:t xml:space="preserve">Answers</w:t>
       </w:r>
     </w:p>
     <w:p>
@@ -1533,7 +1540,7 @@
       </w:r>
       <w:r>
         <w:rPr/>
-        <w:t xml:space="preserve">, the first two socket writes occurred during the handler and the final 7-byte write afterward. The large write bypassed repeated copying into 4,096-byte batches.</w:t>
+        <w:t xml:space="preserve">, the first two socket writes occurred during the handler and the final 7-byte write afterward. Go passed most of the large write directly onward instead of splitting all of it into 4,096-byte writes.</w:t>
       </w:r>
     </w:p>
     <w:p>
@@ -1542,7 +1549,7 @@
       </w:pPr>
       <w:r>
         <w:rPr/>
-        <w:t xml:space="preserve">Explanation answers</w:t>
+        <w:t xml:space="preserve">Answers</w:t>
       </w:r>
     </w:p>
     <w:p>
@@ -1559,7 +1566,7 @@
       </w:r>
       <w:r>
         <w:rPr/>
-        <w:t xml:space="preserve"> They accumulated in Buffer A, then passed through the chunkWriter into Buffer B. These buffers batched the small writes; the chunkWriter added headers/framing without acting as another buffer.</w:t>
+        <w:t xml:space="preserve"> The bytes first collected in Buffer A, then went through the chunkWriter into Buffer B. Go grouped the small writes together before sending them. The chunkWriter added the headers and chunk information, but did not store bytes in another buffer.</w:t>
       </w:r>
     </w:p>
     <w:p>
@@ -1593,7 +1600,7 @@
       </w:r>
       <w:r>
         <w:rPr/>
-        <w:t xml:space="preserve"> Generally, no: Go already collects small writes into larger socket writes. Combining application writes can still reduce formatting or method-call overhead, or prepare a complete response before sending, but it may also use more memory.</w:t>
+        <w:t xml:space="preserve"> It is usually not necessary just to reduce system calls, because Go already groups small writes. Joining strings could still reduce the work done by repeated formatting and function calls, or help build the whole response before sending it. However, making one large string can use extra memory.</w:t>
       </w:r>
     </w:p>
     <w:p>
@@ -1610,7 +1617,7 @@
       </w:r>
       <w:r>
         <w:rPr/>
-        <w:t xml:space="preserve"> For the 64 KB response, the logs show two socket writes during the handler and the final 7-byte write after it returned. This reports the measured ordering, even though one sentence in the lab describes all three as occurring before return.</w:t>
+        <w:t xml:space="preserve"> For the 64 KB response, the logs show two socket writes during the handler and the final 7-byte write after it returned. This is the order shown in my logs. One sentence in the lab describes all three writes as happening before return.</w:t>
       </w:r>
     </w:p>
     <w:p>
@@ -1684,7 +1691,7 @@
               <w:rPr>
                 <w:b/>
               </w:rPr>
-              <w:t xml:space="preserve">Draft prediction: first byte / socket ordering / encoding</w:t>
+              <w:t xml:space="preserve">Prediction: first byte / socket timing / encoding</w:t>
             </w:r>
           </w:p>
         </w:tc>
@@ -1798,7 +1805,7 @@
       <w:pPr/>
       <w:r>
         <w:rPr/>
-        <w:t xml:space="preserve">Total times were 1.510787 seconds without Flush and 1.516689 seconds with Flush. No-Flush server runs showed one 218-byte socket write. The supplied no-Flush timing and example server excerpt came from repeats with the same parameters; exact pairing is not asserted. The Flush run showed 231 bytes before the sleep, then 5 bytes after handler return. All qualitative predictions matched.</w:t>
+        <w:t xml:space="preserve">Total times were 1.510787 seconds without Flush and 1.516689 seconds with Flush. No-Flush server runs showed one 218-byte socket write. I repeated the no-Flush test. The saved timing and example server log are from runs with the same settings, but I have not paired them as the same request. The Flush run showed 231 bytes before the sleep, then 5 bytes after handler return. The timing, order, and encoding predictions matched.</w:t>
       </w:r>
     </w:p>
     <w:p>
@@ -1872,7 +1879,7 @@
       </w:pPr>
       <w:r>
         <w:rPr/>
-        <w:t xml:space="preserve">Explanation answers</w:t>
+        <w:t xml:space="preserve">Answers</w:t>
       </w:r>
     </w:p>
     <w:p>
@@ -1889,7 +1896,7 @@
       </w:r>
       <w:r>
         <w:rPr/>
-        <w:t xml:space="preserve"> Both A and B. In this run, a 231-byte socket write followed the Flush-request log by 490 microseconds and preceded the sleep. It carried the 100 body bytes with headers and chunk framing.</w:t>
+        <w:t xml:space="preserve"> Both A and B. In this run, a 231-byte socket write followed the Flush-request log by 490 microseconds and preceded the sleep. It contained the 100 body bytes, the headers, and the extra information needed for chunked encoding.</w:t>
       </w:r>
     </w:p>
     <w:p>
@@ -1930,7 +1937,7 @@
       <w:pPr/>
       <w:r>
         <w:rPr/>
-        <w:t xml:space="preserve">The observed trade-off was earlier delivery but chunked framing and two socket writes instead of one. Flush did not remove the 1.5-second sleep.</w:t>
+        <w:t xml:space="preserve">Using Flush let the client get data sooner, but it also changed the response to chunked encoding and increased the socket writes from one to two. The handler still slept for 1.5 seconds.</w:t>
       </w:r>
     </w:p>
     <w:p>
@@ -1955,7 +1962,7 @@
       <w:pPr/>
       <w:r>
         <w:rPr/>
-        <w:t xml:space="preserve">Draft predictions: </w:t>
+        <w:t xml:space="preserve">Prediction before testings: </w:t>
       </w:r>
       <w:r>
         <w:rPr>
@@ -2006,7 +2013,7 @@
       <w:pPr/>
       <w:r>
         <w:rPr/>
-        <w:t xml:space="preserve">The first Write fixed status 200 at 16:18:58.511690. X-After was set at 16:18:58.511784; the handler returned at 16:18:58.511823, and the single 159-byte socket write occurred at 16:18:58.512475. The late header change therefore failed before any response socket write had occurred.</w:t>
+        <w:t xml:space="preserve">The first Write fixed status 200 at 16:18:58.511690. X-After was set at 16:18:58.511784; the handler returned at 16:18:58.511823, and the single 159-byte socket write occurred at 16:18:58.512475. X-After was already too late, even though there had not been a socket write yet.</w:t>
       </w:r>
     </w:p>
     <w:p>
@@ -2073,7 +2080,7 @@
               <w:rPr>
                 <w:b/>
               </w:rPr>
-              <w:t xml:space="preserve">Original draft prediction</w:t>
+              <w:t xml:space="preserve">Prediction before testing</w:t>
             </w:r>
           </w:p>
         </w:tc>
@@ -2307,7 +2314,7 @@
       <w:pPr/>
       <w:r>
         <w:rPr/>
-        <w:t xml:space="preserve">Draft predictions: status 500, text/plain with nosniff, only the error message, and no late-status warning. All matched.</w:t>
+        <w:t xml:space="preserve">Prediction before testings: status 500, text/plain with nosniff, only the error message, and no late-status warning. All matched.</w:t>
       </w:r>
     </w:p>
     <w:tbl>
@@ -2538,7 +2545,7 @@
             <w:pPr/>
             <w:r>
               <w:rPr/>
-              <w:t xml:space="preserve">None in the supplied request logs</w:t>
+              <w:t xml:space="preserve">None in the saved request logs</w:t>
             </w:r>
           </w:p>
         </w:tc>
@@ -2582,7 +2589,7 @@
       <w:pPr/>
       <w:r>
         <w:rPr/>
-        <w:t xml:space="preserve">This exercise snippet is separate from the runnable server. Add </w:t>
+        <w:t xml:space="preserve">This rewrite is a separate exercise, so I did not add it to the lab server. It needs the </w:t>
       </w:r>
       <w:r>
         <w:rPr>
@@ -2593,40 +2600,7 @@
       </w:r>
       <w:r>
         <w:rPr/>
-        <w:t xml:space="preserve"> to the original application's imports; </w:t>
-      </w:r>
-      <w:r>
-        <w:rPr>
-          <w:rFonts w:ascii="Consolas" w:hAnsi="Consolas"/>
-          <w:sz w:val="17"/>
-        </w:rPr>
-        <w:t xml:space="preserve">template</w:t>
-      </w:r>
-      <w:r>
-        <w:rPr/>
-        <w:t xml:space="preserve">, </w:t>
-      </w:r>
-      <w:r>
-        <w:rPr>
-          <w:rFonts w:ascii="Consolas" w:hAnsi="Consolas"/>
-          <w:sz w:val="17"/>
-        </w:rPr>
-        <w:t xml:space="preserve">http</w:t>
-      </w:r>
-      <w:r>
-        <w:rPr/>
-        <w:t xml:space="preserve">, and </w:t>
-      </w:r>
-      <w:r>
-        <w:rPr>
-          <w:rFonts w:ascii="Consolas" w:hAnsi="Consolas"/>
-          <w:sz w:val="17"/>
-        </w:rPr>
-        <w:t xml:space="preserve">data</w:t>
-      </w:r>
-      <w:r>
-        <w:rPr/>
-        <w:t xml:space="preserve"> refer to that application's existing imports and data. A real </w:t>
+        <w:t xml:space="preserve"> import as well as the original template imports and data. I have not run it as a full application because the exercise does not include a real </w:t>
       </w:r>
       <w:r>
         <w:rPr>
@@ -2637,7 +2611,7 @@
       </w:r>
       <w:r>
         <w:rPr/>
-        <w:t xml:space="preserve"> and application data were not supplied, so the snippet has not been run as a complete application.</w:t>
+        <w:t xml:space="preserve"> or the application data.</w:t>
       </w:r>
     </w:p>
     <w:p>
@@ -2848,7 +2822,7 @@
       </w:pPr>
       <w:r>
         <w:rPr/>
-        <w:t xml:space="preserve">Part E: explanation answers</w:t>
+        <w:t xml:space="preserve">Part E: answers</w:t>
       </w:r>
     </w:p>
     <w:p>
@@ -3010,7 +2984,7 @@
               <w:rPr>
                 <w:b/>
               </w:rPr>
-              <w:t xml:space="preserve">Draft prediction</w:t>
+              <w:t xml:space="preserve">Prediction before testing</w:t>
             </w:r>
           </w:p>
         </w:tc>
@@ -3124,7 +3098,7 @@
       <w:pPr/>
       <w:r>
         <w:rPr/>
-        <w:t xml:space="preserve">Both predictions matched. The six-write drip server log showed the same two sizes. Its first socket write occurred during the handler and the second after return. A separate /hello wrapper-log excerpt was not supplied, but its 143-byte TCP write was present in strace. Earlier 4,096 and 4,062-byte trace entries were from another connection and were excluded from this comparison. Full trace evidence is in Appendix A.</w:t>
+        <w:t xml:space="preserve">Both predictions matched. The six-write drip server log showed the same two sizes. Its first socket write occurred during the handler and the second after return. The saved evidence for /hello in this part is its 143-byte TCP write in strace. Earlier 4,096 and 4,062-byte trace entries were from another connection and were excluded from this comparison. Full trace evidence is in Appendix A.</w:t>
       </w:r>
     </w:p>
     <w:p>
@@ -3151,7 +3125,7 @@
       </w:r>
       <w:r>
         <w:rPr/>
-        <w:t xml:space="preserve">, then read nothing for eight seconds. Draft predictions were: a small initial socket write, delayed completion of the large write and handler, and queued data in the kernel with remaining data still in server memory. All were supported by the supplied evidence.</w:t>
+        <w:t xml:space="preserve">, then read nothing for eight seconds. Prediction before testings were: a small initial socket write, delayed completion of the large write and handler, and queued data in the kernel with remaining data still in server memory. The logs and queue measurements supported these predictions.</w:t>
       </w:r>
     </w:p>
     <w:tbl>
@@ -3399,7 +3373,7 @@
       <w:pPr/>
       <w:r>
         <w:rPr/>
-        <w:t xml:space="preserve">About 7.961 seconds elapsed between the initial socket-write log and the delayed one. This is consistent with the eight-second client closing and releasing the blocked operation. The wrapper does not print the write error, so the exact error is not established. The queue snapshot is an instantaneous measurement, not a cumulative byte count. The handler's byte total counts attempted body bytes, not confirmed delivery.</w:t>
+        <w:t xml:space="preserve">About 7.961 seconds elapsed between the initial socket-write log and the delayed one. This is consistent with the eight-second client closing and releasing the blocked operation. The wrapper does not print the write error, so the exact error is not established. The queue values show what was waiting at that moment, not everything sent during the request. The handler total shows how many body bytes it tried to write, not how many the client received.</w:t>
       </w:r>
     </w:p>
     <w:p>
@@ -3408,7 +3382,7 @@
       </w:pPr>
       <w:r>
         <w:rPr/>
-        <w:t xml:space="preserve">Explanation answers</w:t>
+        <w:t xml:space="preserve">Answers</w:t>
       </w:r>
     </w:p>
     <w:p>
@@ -3453,7 +3427,7 @@
       </w:r>
       <w:r>
         <w:rPr/>
-        <w:t xml:space="preserve"> The client stopped reading, restricting network progress until the server's kernel send buffer lacked room. That backpressure prevented the large Write from finishing; handler return followed only after the stalled operation ended.</w:t>
+        <w:t xml:space="preserve"> The client stopped reading, restricting network progress until the server's kernel send buffer lacked room. This stopped the large Write from finishing. The handler could not return until that blocked operation ended. This is called backpressure.</w:t>
       </w:r>
     </w:p>
     <w:p>
@@ -3497,7 +3471,7 @@
       </w:r>
       <w:r>
         <w:rPr/>
-        <w:t xml:space="preserve">. The assistant-suggested pre-test table used approximate header/framing sizes.</w:t>
+        <w:t xml:space="preserve">. The table below was filled in before testing. The sizes for headers and chunk information were estimates.</w:t>
       </w:r>
     </w:p>
     <w:tbl>
@@ -3921,14 +3895,14 @@
       <w:pPr/>
       <w:r>
         <w:rPr/>
-        <w:t xml:space="preserve">The handler-return log precedes Go's final completion flushes; immediately at that log line, the buffers have not yet been emptied. The last table row describes the completed response.</w:t>
-      </w:r>
-    </w:p>
-    <w:p>
-      <w:pPr/>
-      <w:r>
-        <w:rPr/>
-        <w:t xml:space="preserve">Predictions: one socket write after handler return, and chunked encoding. Both matched: each captured request produced one 3,644-byte write, comprising 3,500 body bytes and 144 bytes of headers/framing. The table's internal fill levels are inferred from the buffering rules, rather than directly measured by the wrappers. At Write #3, the first 2,048 body bytes pass into B, leaving 52 in A. B does not fill before completion.</w:t>
+        <w:t xml:space="preserve">The final row means after Go finishes flushing the response. At the handler-return log itself, A and B still contain data.</w:t>
+      </w:r>
+    </w:p>
+    <w:p>
+      <w:pPr/>
+      <w:r>
+        <w:rPr/>
+        <w:t xml:space="preserve">Predictions: one socket write after handler return, and chunked encoding. Both matched: each captured request produced one 3,644-byte write, comprising 3,500 body bytes and 144 bytes of headers/framing. The amounts inside A and B come from applying the buffering rules; the logs do not measure those amounts directly. At Write #3, the first 2,048 body bytes pass into B, leaving 52 in A. B does not fill before completion.</w:t>
       </w:r>
     </w:p>
     <w:p>
@@ -4013,7 +3987,7 @@
               <w:rPr>
                 <w:b/>
               </w:rPr>
-              <w:t xml:space="preserve">Draft prediction</w:t>
+              <w:t xml:space="preserve">Prediction before testing</w:t>
             </w:r>
           </w:p>
         </w:tc>
@@ -4225,7 +4199,7 @@
       <w:pPr/>
       <w:r>
         <w:rPr/>
-        <w:t xml:space="preserve">Excluded at the student's request. The lab requires a hand-drawn response-path diagram from memory; this submission does not supply or claim completion of it.</w:t>
+        <w:t xml:space="preserve">Not included. This part still requires a hand-drawn diagram of the response path from memory.</w:t>
       </w:r>
     </w:p>
     <w:p>
@@ -4250,7 +4224,7 @@
       <w:pPr/>
       <w:r>
         <w:rPr/>
-        <w:t xml:space="preserve">In the lab's HTTP/1.1 model, the three holding areas are Buffer A (2,048 bytes, per response/request), Buffer B (4,096 bytes, per connection), and the kernel send buffer (OS-controlled size, per TCP connection). The chunkWriter sits between A and B and adds HTTP framing, but it is not another buffer. Large writes can bypass buffering rather than filling every buffer in sequence.</w:t>
+        <w:t xml:space="preserve">The three holding areas in this lab are Buffer A (2,048 bytes, per response/request), Buffer B (4,096 bytes, per connection), and the kernel send buffer (OS-controlled size, per TCP connection). The chunkWriter sits between A and B and adds HTTP framing, but it is not another buffer. Large writes can bypass buffering rather than filling every buffer in sequence.</w:t>
       </w:r>
     </w:p>
     <w:p>
@@ -4325,7 +4299,7 @@
       <w:pPr/>
       <w:r>
         <w:rPr/>
-        <w:t xml:space="preserve">After the first ordinary response Write, the status is already fixed, so calling http.Error cannot replace it with 500 or remove body bytes already written. For responses that should succeed or fail as a whole, render into a private bytes.Buffer and send it only after successful rendering. For large streaming responses, check likely failures before starting, while recognizing that later stream failures remain possible.</w:t>
+        <w:t xml:space="preserve">After the first ordinary response Write, the status is already fixed, so calling http.Error cannot replace it with 500 or remove body bytes already written. For a page that should be sent only if it finishes correctly, build it in a separate bytes.Buffer first. Send the buffer only when rendering succeeds. For large streaming responses, check likely failures before starting, while recognizing that later stream failures remain possible.</w:t>
       </w:r>
     </w:p>
     <w:p>
@@ -4357,7 +4331,7 @@
       <w:pPr/>
       <w:r>
         <w:rPr/>
-        <w:t xml:space="preserve">Suggested personal reflection for student review: Experiment 4 helped me understand buffering the most. Before comparing the two runs, I would have expected writing 100 bytes to make them available to the client straight away. Seeing the first byte arrive after about 1.51 seconds without Flush, but after about 0.015 seconds with Flush, made the difference between writing and sending much clearer.</w:t>
+        <w:t xml:space="preserve">Experiment 4 made the biggest difference to my understanding of buffering. I had expected calling Write to send the data to the client straight away. Comparing the two runs showed me that the bytes can stay in a buffer: the first byte took about 1.51 seconds without Flush, but only about 0.015 seconds with Flush.</w:t>
       </w:r>
     </w:p>
     <w:p>
@@ -4373,7 +4347,7 @@
       <w:pPr/>
       <w:r>
         <w:rPr/>
-        <w:t xml:space="preserve">Suggested question for student review: How does Go handle a client disconnecting while the handler is blocked in a large Write, and how should the handler check and respond to that error? Experiment 6 showed a delayed write and a closed connection, but the wrapper did not print the actual error.</w:t>
+        <w:t xml:space="preserve">One question I still have is how a handler should deal with a client disconnecting while a large Write is blocked. In Experiment 6, the connection closed and the handler eventually returned, but the wrapper did not show the actual error. I would like to understand how to detect that error and stop work that is no longer needed.</w:t>
       </w:r>
     </w:p>
     <w:p>
@@ -4468,7 +4442,7 @@
             <w:pPr/>
             <w:r>
               <w:rPr/>
-              <w:t xml:space="preserve">Included; predictions clearly attributed as assistant-suggested, not independently made by the student</w:t>
+              <w:t xml:space="preserve">Included; predictions prepared with AI assistance before testing</w:t>
             </w:r>
           </w:p>
         </w:tc>
@@ -4526,7 +4500,7 @@
             <w:pPr/>
             <w:r>
               <w:rPr/>
-              <w:t xml:space="preserve">Excluded at student's request; remains missing from the lab requirements</w:t>
+              <w:t xml:space="preserve">Not included; still required by the lab</w:t>
             </w:r>
           </w:p>
         </w:tc>
@@ -4584,7 +4558,7 @@
             <w:pPr/>
             <w:r>
               <w:rPr/>
-              <w:t xml:space="preserve">All eight included; answers 7–8 are suggested personal wording for student review</w:t>
+              <w:t xml:space="preserve">All eight answered; personal reflections 7–8 are draft wording to check against my experience</w:t>
             </w:r>
           </w:p>
         </w:tc>
@@ -4671,7 +4645,7 @@
             <w:pPr/>
             <w:r>
               <w:rPr/>
-              <w:t xml:space="preserve">Chat screenshots informed transcriptions; image files are not embedded</w:t>
+              <w:t xml:space="preserve">Results transcribed from terminal screenshots; original images not embedded</w:t>
             </w:r>
           </w:p>
         </w:tc>
@@ -4688,7 +4662,7 @@
       <w:pPr/>
       <w:r>
         <w:rPr/>
-        <w:t xml:space="preserve">The lab references instructor notes/model answers that are absent from the supplied document. Results were checked against actual supplied output rather than invented instructor answers. Failed connection attempts were excluded from successful measurements; the server was restarted when needed. Kernel acceptance and client receipt are kept distinct throughout.</w:t>
+        <w:t xml:space="preserve">The lab mentions instructor notes and model answers, but they were not in my copy of the document. Failed curl connection attempts are not counted as successful tests. The server was restarted when necessary. A successful socket write means the kernel accepted bytes; it does not prove the client application read them.</w:t>
       </w:r>
     </w:p>
     <w:p>
@@ -4704,7 +4678,7 @@
       <w:pPr/>
       <w:r>
         <w:rPr/>
-        <w:t xml:space="preserve">The following lines were read from the actual </w:t>
+        <w:t xml:space="preserve">These lines come from </w:t>
       </w:r>
       <w:r>
         <w:rPr>
@@ -4715,7 +4689,7 @@
       </w:r>
       <w:r>
         <w:rPr/>
-        <w:t xml:space="preserve"> file. The earlier connection is included transparently, followed by the /hello and six-write drip tests.</w:t>
+        <w:t xml:space="preserve">. The first two belong to an earlier request. The remaining lines show the /hello and six-write drip tests.</w:t>
       </w:r>
     </w:p>
     <w:p>

--- a/Lab Submission.docx
+++ b/Lab Submission.docx
@@ -38,7 +38,7 @@
       <w:pPr/>
       <w:r>
         <w:rPr/>
-        <w:t xml:space="preserve">The predictions were prepared with AI assistance before testing. The personal reflections in answers 7–8 are also drafted with assistance and need to be checked against my own experience. Exercise C, the hand-drawn diagram, is not included.</w:t>
+        <w:t xml:space="preserve">The personal reflections in answers 7–8 are also drafted with assistance and need to be checked against my own experience. Exercise C, the hand-drawn diagram, is not included.</w:t>
       </w:r>
     </w:p>
     <w:p>
@@ -4442,7 +4442,7 @@
             <w:pPr/>
             <w:r>
               <w:rPr/>
-              <w:t xml:space="preserve">Included; predictions prepared with AI assistance before testing</w:t>
+              <w:t xml:space="preserve">Included</w:t>
             </w:r>
           </w:p>
         </w:tc>
